--- a/docs/technical/GRAP_CONSOLIDATION_PLAN.docx
+++ b/docs/technical/GRAP_CONSOLIDATION_PLAN.docx
@@ -2,32 +2,22 @@
 <file path=word/document.xml><?xml version="1.0" encoding="utf-8"?>
 <w:document xmlns:w="http://schemas.openxmlformats.org/wordprocessingml/2006/main" xmlns:m="http://schemas.openxmlformats.org/officeDocument/2006/math" xmlns:r="http://schemas.openxmlformats.org/officeDocument/2006/relationships" xmlns:o="urn:schemas-microsoft-com:office:office" xmlns:v="urn:schemas-microsoft-com:vml" xmlns:w10="urn:schemas-microsoft-com:office:word" xmlns:a="http://schemas.openxmlformats.org/drawingml/2006/main" xmlns:pic="http://schemas.openxmlformats.org/drawingml/2006/picture" xmlns:wp="http://schemas.openxmlformats.org/drawingml/2006/wordprocessingDrawing">
   <w:body>
-    <w:sdt>
-      <w:sdtPr>
-        <w:docPartObj>
-          <w:docPartGallery w:val="Table of Contents"/>
-          <w:docPartUnique/>
-        </w:docPartObj>
-      </w:sdtPr>
-      <w:sdtContent>
-        <w:p>
-          <w:pPr>
-            <w:pStyle w:val="TOCHeading"/>
-          </w:pPr>
-          <w:r>
-            <w:t xml:space="preserve">Table of Contents</w:t>
-          </w:r>
-        </w:p>
-        <w:p>
-          <w:r>
-            <w:fldChar w:fldCharType="begin" w:dirty="true"/>
-            <w:instrText xml:space="preserve">TOC \o "1-3" \h \z \u</w:instrText>
-            <w:fldChar w:fldCharType="separate"/>
-            <w:fldChar w:fldCharType="end"/>
-          </w:r>
-        </w:p>
-      </w:sdtContent>
-    </w:sdt>
+    <w:p>
+      <w:pPr>
+        <w:pStyle w:val="Title"/>
+      </w:pPr>
+      <w:r>
+        <w:t xml:space="preserve">GRAP Table Consolidation Plan</w:t>
+      </w:r>
+    </w:p>
+    <w:p>
+      <w:pPr>
+        <w:pStyle w:val="Author"/>
+      </w:pPr>
+      <w:r>
+        <w:t xml:space="preserve">The Archive and Heritage Group (Pty) Ltd</w:t>
+      </w:r>
+    </w:p>
     <w:bookmarkStart w:id="30" w:name="grap-table-consolidation-plan"/>
     <w:p>
       <w:pPr>
@@ -735,7 +725,7 @@
         <w:pStyle w:val="Compact"/>
       </w:pPr>
       <w:r>
-        <w:t xml:space="preserve">Spectrum focuses on insurance/market value</w:t>
+        <w:t xml:space="preserve">Collections Procedures focuses on insurance/market value</w:t>
       </w:r>
     </w:p>
     <w:p>
@@ -817,7 +807,7 @@
         <w:pStyle w:val="Compact"/>
       </w:pPr>
       <w:r>
-        <w:t xml:space="preserve">Spectrum focuses on physical location</w:t>
+        <w:t xml:space="preserve">Collections Procedures focuses on physical location</w:t>
       </w:r>
     </w:p>
     <w:bookmarkEnd w:id="24"/>
@@ -845,7 +835,7 @@
         <w:t xml:space="preserve"> </w:t>
       </w:r>
       <w:r>
-        <w:t xml:space="preserve">- ahgSpectrumPlugin: Museum collections management (Spectrum 5.0 standard)</w:t>
+        <w:t xml:space="preserve">- ahgSpectrumPlugin: Museum collections management (Collections Procedures standard)</w:t>
       </w:r>
       <w:r>
         <w:t xml:space="preserve"> </w:t>
@@ -1456,7 +1446,7 @@
         <w:pStyle w:val="Compact"/>
       </w:pPr>
       <w:r>
-        <w:t xml:space="preserve">Spectrum 5.0: Valuation procedure</w:t>
+        <w:t xml:space="preserve">Collections Procedures: Valuation procedure</w:t>
       </w:r>
     </w:p>
     <w:p>
@@ -1820,7 +1810,7 @@
   <w:docDefaults>
     <w:rPrDefault>
       <w:rPr>
-        <w:rFonts w:ascii="Arial" w:cs="Arial" w:eastAsia="Arial" w:hAnsi="Arial"/>
+        <w:rFonts w:asciiTheme="minorHAnsi" w:cstheme="minorBidi" w:eastAsiaTheme="minorHAnsi" w:hAnsiTheme="minorHAnsi"/>
         <w:sz w:val="24"/>
         <w:szCs w:val="24"/>
         <w:lang w:bidi="ar-SA" w:eastAsia="en-US" w:val="en-US"/>
@@ -1828,7 +1818,7 @@
     </w:rPrDefault>
     <w:pPrDefault>
       <w:pPr>
-        <w:spacing w:after="200" w:line="360" w:lineRule="auto"/>
+        <w:spacing w:after="200"/>
       </w:pPr>
     </w:pPrDefault>
   </w:docDefaults>
@@ -2581,7 +2571,7 @@
     </a:clrScheme>
     <a:fontScheme name="Office">
       <a:majorFont>
-        <a:latin typeface="Arial"/>
+        <a:latin typeface="Calibri"/>
         <a:ea typeface=""/>
         <a:cs typeface=""/>
         <a:font script="Jpan" typeface="ＭＳ ゴシック"/>
@@ -2615,7 +2605,7 @@
         <a:font script="Uigh" typeface="Microsoft Uighur"/>
       </a:majorFont>
       <a:minorFont>
-        <a:latin typeface="Arial"/>
+        <a:latin typeface="Cambria"/>
         <a:ea typeface=""/>
         <a:cs typeface=""/>
         <a:font script="Jpan" typeface="ＭＳ 明朝"/>
